--- a/nexidoc/Nexi_User_Guide_v22.62.docx
+++ b/nexidoc/Nexi_User_Guide_v22.62.docx
@@ -10274,6 +10274,45 @@
         <w:pStyle w:val="Heading2"/>
       </w:pPr>
       <w:r>
+        <w:t>Office day rate = monthly basic ÷ 22; Lee’s Thursday hour (v22.62)</w:t>
+      </w:r>
+    </w:p>
+    <w:p>
+      <w:r>
+        <w:t>Office (semi-monthly) staff with a Monthly Basic: the DAY RATE is the monthly basic ÷ 22, the same in every cut-off — ₱16,000 a month is ₱727.27 a day (Eyal, 11 Oct 2026). Before, it was half the monthly ÷ the working days of the cut-off, so it jumped to ₱800.00 in a 10-day cut-off and fell to ₱666.67 in a 12-day one.</w:t>
+      </w:r>
+    </w:p>
+    <w:p>
+      <w:r>
+        <w:t>A full cut-off still pays half the monthly basic (₱8,000.00), whatever its number of working days. Each day not paid — an unauthorised absence, a day refused for want of proof — costs one day rate: 1 day absent = 8,000 − 727.27 = ₱7,272.73 in every cut-off. A signed Sunday (HR ▸ Weekend Approvals) pays 130% of the day rate, ₱945.45; two Sundays add ₱1,890.91. A signed late “deduct” costs the minutes ÷ 480 × ₱727.27 (60 minutes = ₱90.91). The Weekend Approvals and Late approvals screens quote the same rate.</w:t>
+      </w:r>
+    </w:p>
+    <w:p>
+      <w:r>
+        <w:t>Someone hired (or leaving) inside a cut-off is paid only the days of the cut-off he is employed, at the cut-off’s own share of the half-month (₱800 a day in a 10-day cut-off), and a missing day among them costs ₱727.27 — never a negative. The switch-over cut-off of 26 Sep – 15 Oct 2026 keeps its calendar share (monthly × 12 ÷ 365 × 20 days); its day rate is ₱727.27 too.</w:t>
+      </w:r>
+    </w:p>
+    <w:p>
+      <w:r>
+        <w:t>Lee Borreta starts at 08:00 on Thursdays instead of 07:00 (Eyal, 11 Oct 2026). From Thursday 8 Oct 2026, a Thursday he works is measured from 08:00 — an 08:00 scan is on time, never held and never queued in Late approvals — and 1 hour of his day rate is deducted automatically (₱658 ÷ 8 = ₱82.25). It shows inside the Tardy figure as “1 × 1 h — Thursday 08:00 start”. Arriving after 08:00 is a normal late for the minutes after 08:00, on top of the hour. An absent Thursday deducts no hour (the day is already unpaid).</w:t>
+      </w:r>
+    </w:p>
+    <w:p>
+      <w:r>
+        <w:rPr>
+          <w:b/>
+        </w:rPr>
+        <w:t xml:space="preserve">WHAT DID NOT CHANGE — </w:t>
+      </w:r>
+      <w:r>
+        <w:t>Weekly labour rates, the ÷26 allowance basis, holiday percentages and approved (frozen) runs are untouched. A run generated before this version keeps its numbers until it is regenerated.</w:t>
+      </w:r>
+    </w:p>
+    <w:p>
+      <w:pPr>
+        <w:pStyle w:val="Heading2"/>
+      </w:pPr>
+      <w:r>
         <w:t>🔒 Office pay inside Labor Payroll (v22.54)</w:t>
       </w:r>
     </w:p>
@@ -10406,7 +10445,7 @@
         <w:pStyle w:val="Heading2"/>
       </w:pPr>
       <w:r>
-        <w:t>Rate audit — cancelled in v21.46; the office daily rate is unchanged</w:t>
+        <w:t>Rate audit — cancelled in v21.46; the office daily rate is ÷ 22 since v22.62</w:t>
       </w:r>
     </w:p>
     <w:p>
@@ -10416,7 +10455,7 @@
     </w:p>
     <w:p>
       <w:r>
-        <w:t>The office daily rate stays as it was: half of the monthly basic ÷ the Mon–Fri scheduled days of the cut-off (less regular holidays). Example: ₱16,000 a month on the 11–25 Sep 2026 cut-off is 8,000 ÷ 11 days = ₱727.27 a day, and a Sunday signed in HR ▸ Weekend Approvals is paid at 130% of that rate, ₱945.45.</w:t>
+        <w:t>Since v22.62 the office day rate is the monthly basic ÷ 22 in every cut-off (Eyal, 11 Oct 2026): ₱16,000 a month = ₱727.27 a day, and a Sunday signed in HR ▸ Weekend Approvals is paid at 130% of it, ₱945.45. A full cut-off still pays half the monthly basic. On an 11-day cut-off such as 11–25 Sep 2026 nothing changed (8,000 ÷ 11 = 727.27 as well).</w:t>
       </w:r>
     </w:p>
     <w:p>
